--- a/COMP8325_A2_Report.docx
+++ b/COMP8325_A2_Report.docx
@@ -90,21 +90,12 @@
     </w:p>
     <w:p>
       <w:pPr>
-        <w:jc w:val="center"/>
-        <w:rPr>
-          <w:rFonts w:ascii="Times New Roman" w:eastAsia="Times New Roman" w:hAnsi="Times New Roman" w:cs="Times New Roman"/>
-        </w:rPr>
-      </w:pPr>
-    </w:p>
-    <w:p>
-      <w:pPr>
         <w:spacing w:line="48" w:lineRule="auto"/>
-        <w:jc w:val="center"/>
         <w:rPr>
           <w:rFonts w:ascii="Times New Roman" w:eastAsia="Times New Roman" w:hAnsi="Times New Roman" w:cs="Times New Roman"/>
           <w:b/>
-          <w:sz w:val="50"/>
-          <w:szCs w:val="50"/>
+          <w:sz w:val="2"/>
+          <w:szCs w:val="2"/>
         </w:rPr>
       </w:pPr>
     </w:p>
@@ -121,6 +112,209 @@
           <w:rFonts w:ascii="Times New Roman" w:hAnsi="Times New Roman" w:cs="Times New Roman"/>
         </w:rPr>
       </w:pPr>
+    </w:p>
+    <w:p>
+      <w:pPr>
+        <w:rPr>
+          <w:rFonts w:ascii="Times New Roman" w:hAnsi="Times New Roman" w:cs="Times New Roman"/>
+        </w:rPr>
+      </w:pPr>
+    </w:p>
+    <w:p>
+      <w:pPr>
+        <w:jc w:val="center"/>
+        <w:rPr>
+          <w:rFonts w:ascii="Times New Roman" w:hAnsi="Times New Roman" w:cs="Times New Roman"/>
+          <w:b/>
+          <w:bCs/>
+          <w:sz w:val="40"/>
+          <w:szCs w:val="48"/>
+        </w:rPr>
+      </w:pPr>
+      <w:r>
+        <w:rPr>
+          <w:rFonts w:ascii="Times New Roman" w:hAnsi="Times New Roman" w:cs="Times New Roman"/>
+          <w:b/>
+          <w:bCs/>
+          <w:sz w:val="40"/>
+          <w:szCs w:val="48"/>
+        </w:rPr>
+        <w:t>TEAM MEMBER</w:t>
+      </w:r>
+    </w:p>
+    <w:p>
+      <w:pPr>
+        <w:jc w:val="center"/>
+        <w:rPr>
+          <w:rFonts w:ascii="Times New Roman" w:hAnsi="Times New Roman" w:cs="Times New Roman"/>
+          <w:b/>
+          <w:bCs/>
+          <w:sz w:val="40"/>
+          <w:szCs w:val="48"/>
+        </w:rPr>
+      </w:pPr>
+    </w:p>
+    <w:p>
+      <w:pPr>
+        <w:jc w:val="center"/>
+        <w:rPr>
+          <w:rFonts w:ascii="Times New Roman" w:hAnsi="Times New Roman" w:cs="Times New Roman"/>
+          <w:b/>
+          <w:bCs/>
+          <w:sz w:val="40"/>
+          <w:szCs w:val="48"/>
+        </w:rPr>
+      </w:pPr>
+      <w:r>
+        <w:rPr>
+          <w:rFonts w:ascii="Times New Roman" w:hAnsi="Times New Roman" w:cs="Times New Roman"/>
+          <w:b/>
+          <w:bCs/>
+          <w:sz w:val="40"/>
+          <w:szCs w:val="48"/>
+        </w:rPr>
+        <w:t xml:space="preserve">Bharath Raju Subramani </w:t>
+      </w:r>
+      <w:r>
+        <w:rPr>
+          <w:rFonts w:ascii="Times New Roman" w:hAnsi="Times New Roman" w:cs="Times New Roman"/>
+          <w:b/>
+          <w:bCs/>
+          <w:sz w:val="40"/>
+          <w:szCs w:val="48"/>
+        </w:rPr>
+        <w:t>–</w:t>
+      </w:r>
+      <w:r>
+        <w:rPr>
+          <w:rFonts w:ascii="Times New Roman" w:hAnsi="Times New Roman" w:cs="Times New Roman"/>
+          <w:b/>
+          <w:bCs/>
+          <w:sz w:val="40"/>
+          <w:szCs w:val="48"/>
+        </w:rPr>
+        <w:t xml:space="preserve"> 48750506</w:t>
+      </w:r>
+      <w:r>
+        <w:rPr>
+          <w:rFonts w:ascii="Times New Roman" w:hAnsi="Times New Roman" w:cs="Times New Roman"/>
+          <w:b/>
+          <w:bCs/>
+          <w:sz w:val="40"/>
+          <w:szCs w:val="48"/>
+        </w:rPr>
+        <w:br/>
+      </w:r>
+      <w:r>
+        <w:rPr>
+          <w:rFonts w:ascii="Times New Roman" w:hAnsi="Times New Roman" w:cs="Times New Roman"/>
+          <w:b/>
+          <w:bCs/>
+          <w:sz w:val="40"/>
+          <w:szCs w:val="48"/>
+        </w:rPr>
+        <w:t xml:space="preserve">Hemanth Uruturu </w:t>
+      </w:r>
+      <w:r>
+        <w:rPr>
+          <w:rFonts w:ascii="Times New Roman" w:hAnsi="Times New Roman" w:cs="Times New Roman"/>
+          <w:b/>
+          <w:bCs/>
+          <w:sz w:val="40"/>
+          <w:szCs w:val="48"/>
+        </w:rPr>
+        <w:t>–</w:t>
+      </w:r>
+      <w:r>
+        <w:rPr>
+          <w:rFonts w:ascii="Times New Roman" w:hAnsi="Times New Roman" w:cs="Times New Roman"/>
+          <w:b/>
+          <w:bCs/>
+          <w:sz w:val="40"/>
+          <w:szCs w:val="48"/>
+        </w:rPr>
+        <w:t xml:space="preserve"> 48989401</w:t>
+      </w:r>
+      <w:r>
+        <w:rPr>
+          <w:rFonts w:ascii="Times New Roman" w:hAnsi="Times New Roman" w:cs="Times New Roman"/>
+          <w:b/>
+          <w:bCs/>
+          <w:sz w:val="40"/>
+          <w:szCs w:val="48"/>
+        </w:rPr>
+        <w:br/>
+      </w:r>
+      <w:r>
+        <w:rPr>
+          <w:rFonts w:ascii="Times New Roman" w:hAnsi="Times New Roman" w:cs="Times New Roman"/>
+          <w:b/>
+          <w:bCs/>
+          <w:sz w:val="40"/>
+          <w:szCs w:val="48"/>
+        </w:rPr>
+        <w:t>Rubaiyet Arefin Oishi</w:t>
+      </w:r>
+      <w:r>
+        <w:rPr>
+          <w:rFonts w:ascii="Times New Roman" w:hAnsi="Times New Roman" w:cs="Times New Roman"/>
+          <w:b/>
+          <w:bCs/>
+          <w:sz w:val="40"/>
+          <w:szCs w:val="48"/>
+        </w:rPr>
+        <w:t xml:space="preserve"> –</w:t>
+      </w:r>
+      <w:r>
+        <w:rPr>
+          <w:rFonts w:ascii="Times New Roman" w:hAnsi="Times New Roman" w:cs="Times New Roman"/>
+          <w:b/>
+          <w:bCs/>
+          <w:sz w:val="40"/>
+          <w:szCs w:val="48"/>
+        </w:rPr>
+        <w:t xml:space="preserve"> 48849510</w:t>
+      </w:r>
+      <w:r>
+        <w:rPr>
+          <w:rFonts w:ascii="Times New Roman" w:hAnsi="Times New Roman" w:cs="Times New Roman"/>
+          <w:b/>
+          <w:bCs/>
+          <w:sz w:val="40"/>
+          <w:szCs w:val="48"/>
+        </w:rPr>
+        <w:br/>
+      </w:r>
+      <w:r>
+        <w:rPr>
+          <w:rFonts w:ascii="Times New Roman" w:hAnsi="Times New Roman" w:cs="Times New Roman"/>
+          <w:b/>
+          <w:bCs/>
+          <w:sz w:val="40"/>
+          <w:szCs w:val="48"/>
+        </w:rPr>
+        <w:t>Abhigna Ashwath Kumar Bharadwaj</w:t>
+      </w:r>
+      <w:r>
+        <w:rPr>
+          <w:rFonts w:ascii="Times New Roman" w:hAnsi="Times New Roman" w:cs="Times New Roman"/>
+          <w:b/>
+          <w:bCs/>
+          <w:sz w:val="40"/>
+          <w:szCs w:val="48"/>
+        </w:rPr>
+        <w:t xml:space="preserve"> – </w:t>
+      </w:r>
+      <w:r>
+        <w:rPr>
+          <w:rFonts w:ascii="Times New Roman" w:hAnsi="Times New Roman" w:cs="Times New Roman"/>
+          <w:b/>
+          <w:bCs/>
+          <w:sz w:val="40"/>
+          <w:szCs w:val="48"/>
+        </w:rPr>
+        <w:t>48667420</w:t>
+      </w:r>
     </w:p>
     <w:p>
       <w:pPr>
@@ -848,9 +1042,48 @@
           <w:ilvl w:val="0"/>
           <w:numId w:val="10"/>
         </w:numPr>
+        <w:spacing w:before="60" w:after="40"/>
       </w:pPr>
       <w:r>
         <w:t>Overview</w:t>
+      </w:r>
+    </w:p>
+    <w:p>
+      <w:pPr>
+        <w:spacing w:after="80" w:line="252" w:lineRule="auto"/>
+        <w:jc w:val="both"/>
+        <w:rPr>
+          <w:rFonts w:ascii="Times New Roman" w:hAnsi="Times New Roman" w:cs="Times New Roman"/>
+          <w:sz w:val="28"/>
+          <w:szCs w:val="36"/>
+        </w:rPr>
+      </w:pPr>
+      <w:r>
+        <w:rPr>
+          <w:rFonts w:ascii="Times New Roman" w:hAnsi="Times New Roman" w:cs="Times New Roman"/>
+          <w:sz w:val="24"/>
+          <w:szCs w:val="36"/>
+        </w:rPr>
+        <w:t>The holdout dataset was used to evaluate how well the two trained classifiers generalised to unseen samples. This stage was completed after Task 1 and used the already trained Random Forest and XGBoost models. No retraining was performed after the holdout dataset was released, so Task 2 measured model generalisation rather than adaptation to the new data.</w:t>
+      </w:r>
+    </w:p>
+    <w:p>
+      <w:pPr>
+        <w:spacing w:after="80" w:line="252" w:lineRule="auto"/>
+        <w:jc w:val="both"/>
+        <w:rPr>
+          <w:rFonts w:ascii="Times New Roman" w:hAnsi="Times New Roman" w:cs="Times New Roman"/>
+          <w:sz w:val="28"/>
+          <w:szCs w:val="36"/>
+        </w:rPr>
+      </w:pPr>
+      <w:r>
+        <w:rPr>
+          <w:rFonts w:ascii="Times New Roman" w:hAnsi="Times New Roman" w:cs="Times New Roman"/>
+          <w:sz w:val="24"/>
+          <w:szCs w:val="36"/>
+        </w:rPr>
+        <w:t>The holdout dataset contained 34,435 samples, including 18,363 benign samples and 16,072 malware samples. The main categories present were benign, trojan, worm, backdoor, informationstealer, dropper, ransomware, downloader, p2p-worm, pua, trojan-gamethief, and cryptominer. Exploit, rootkit, and virus had no holdout samples, so their TPR values cannot be meaningfully interpreted.</w:t>
       </w:r>
     </w:p>
     <w:p>
@@ -860,9 +1093,97 @@
           <w:ilvl w:val="0"/>
           <w:numId w:val="10"/>
         </w:numPr>
+        <w:spacing w:before="60" w:after="40"/>
       </w:pPr>
       <w:r>
         <w:t xml:space="preserve"> Preprocessing</w:t>
+      </w:r>
+    </w:p>
+    <w:p>
+      <w:pPr>
+        <w:spacing w:after="80" w:line="252" w:lineRule="auto"/>
+        <w:jc w:val="both"/>
+        <w:rPr>
+          <w:rFonts w:ascii="Times New Roman" w:hAnsi="Times New Roman" w:cs="Times New Roman"/>
+          <w:sz w:val="28"/>
+          <w:szCs w:val="36"/>
+        </w:rPr>
+      </w:pPr>
+      <w:r>
+        <w:rPr>
+          <w:rFonts w:ascii="Times New Roman" w:hAnsi="Times New Roman" w:cs="Times New Roman"/>
+          <w:sz w:val="24"/>
+          <w:szCs w:val="36"/>
+        </w:rPr>
+        <w:t xml:space="preserve">The same preprocessing pipeline from Task 1 was applied to the holdout dataset. The holdout feature matrix was loaded from bodmas_holdout.npz, and metadata was loaded from </w:t>
+      </w:r>
+      <w:r>
+        <w:rPr>
+          <w:rFonts w:ascii="Times New Roman" w:hAnsi="Times New Roman" w:cs="Times New Roman"/>
+          <w:sz w:val="24"/>
+          <w:szCs w:val="36"/>
+        </w:rPr>
+        <w:lastRenderedPageBreak/>
+        <w:t xml:space="preserve">bodmas_metadata_holdout.csv. </w:t>
+      </w:r>
+      <w:r>
+        <w:rPr>
+          <w:rFonts w:ascii="Times New Roman" w:hAnsi="Times New Roman" w:cs="Times New Roman"/>
+          <w:sz w:val="24"/>
+          <w:szCs w:val="36"/>
+        </w:rPr>
+        <w:t>Malware category labels were prepared by matching SHA-256 hashes with the holdout malware category file.</w:t>
+      </w:r>
+      <w:r>
+        <w:rPr>
+          <w:rFonts w:ascii="Times New Roman" w:hAnsi="Times New Roman" w:cs="Times New Roman"/>
+          <w:sz w:val="24"/>
+          <w:szCs w:val="36"/>
+        </w:rPr>
+        <w:t xml:space="preserve"> </w:t>
+      </w:r>
+      <w:r>
+        <w:rPr>
+          <w:rFonts w:ascii="Times New Roman" w:hAnsi="Times New Roman" w:cs="Times New Roman"/>
+          <w:sz w:val="24"/>
+          <w:szCs w:val="36"/>
+        </w:rPr>
+        <w:t>Since the malware category file does not include benign samples, benign rows were assigned the class label benign using the binary label.</w:t>
+      </w:r>
+    </w:p>
+    <w:p>
+      <w:pPr>
+        <w:spacing w:after="80" w:line="252" w:lineRule="auto"/>
+        <w:jc w:val="both"/>
+        <w:rPr>
+          <w:rFonts w:ascii="Times New Roman" w:hAnsi="Times New Roman" w:cs="Times New Roman"/>
+          <w:sz w:val="28"/>
+          <w:szCs w:val="36"/>
+        </w:rPr>
+      </w:pPr>
+      <w:r>
+        <w:rPr>
+          <w:rFonts w:ascii="Times New Roman" w:hAnsi="Times New Roman" w:cs="Times New Roman"/>
+          <w:sz w:val="24"/>
+          <w:szCs w:val="36"/>
+        </w:rPr>
+        <w:t>Invalid numerical values, including missing values and infinities, were replaced with 0.0. The saved VarianceThreshold selector from Task 1 was applied to reduce the holdout features from 2,381 to the same 1,501 selected features used by the trained models. The saved LabelEncoder was also reused</w:t>
+      </w:r>
+      <w:r>
+        <w:rPr>
+          <w:rFonts w:ascii="Times New Roman" w:hAnsi="Times New Roman" w:cs="Times New Roman"/>
+          <w:sz w:val="24"/>
+          <w:szCs w:val="36"/>
+        </w:rPr>
+        <w:t>,</w:t>
+      </w:r>
+      <w:r>
+        <w:rPr>
+          <w:rFonts w:ascii="Times New Roman" w:hAnsi="Times New Roman" w:cs="Times New Roman"/>
+          <w:sz w:val="24"/>
+          <w:szCs w:val="36"/>
+        </w:rPr>
+        <w:t xml:space="preserve"> so the holdout labels followed the same 15-class mapping used during training and testing.</w:t>
       </w:r>
     </w:p>
     <w:p>
@@ -872,9 +1193,54 @@
           <w:ilvl w:val="0"/>
           <w:numId w:val="10"/>
         </w:numPr>
+        <w:spacing w:before="60" w:after="40"/>
       </w:pPr>
       <w:r>
-        <w:t>Evaluation metrics</w:t>
+        <w:t xml:space="preserve">Evaluation </w:t>
+      </w:r>
+      <w:r>
+        <w:t>M</w:t>
+      </w:r>
+      <w:r>
+        <w:t>etrics</w:t>
+      </w:r>
+    </w:p>
+    <w:p>
+      <w:pPr>
+        <w:spacing w:after="80" w:line="252" w:lineRule="auto"/>
+        <w:jc w:val="both"/>
+        <w:rPr>
+          <w:rFonts w:ascii="Times New Roman" w:hAnsi="Times New Roman" w:cs="Times New Roman"/>
+          <w:sz w:val="28"/>
+          <w:szCs w:val="36"/>
+        </w:rPr>
+      </w:pPr>
+      <w:r>
+        <w:rPr>
+          <w:rFonts w:ascii="Times New Roman" w:hAnsi="Times New Roman" w:cs="Times New Roman"/>
+          <w:sz w:val="24"/>
+          <w:szCs w:val="36"/>
+        </w:rPr>
+        <w:t>The holdout evaluation used overall accuracy, True Positive Rate (TPR), and False Positive Rate (FPR). Accuracy measured the proportion of all holdout samples correctly classified, but because the dataset was imbalanced, it was not enough on its own to judge model performance.</w:t>
+      </w:r>
+    </w:p>
+    <w:p>
+      <w:pPr>
+        <w:spacing w:after="80" w:line="252" w:lineRule="auto"/>
+        <w:jc w:val="both"/>
+        <w:rPr>
+          <w:rFonts w:ascii="Times New Roman" w:hAnsi="Times New Roman" w:cs="Times New Roman"/>
+          <w:sz w:val="28"/>
+          <w:szCs w:val="36"/>
+        </w:rPr>
+      </w:pPr>
+      <w:r>
+        <w:rPr>
+          <w:rFonts w:ascii="Times New Roman" w:hAnsi="Times New Roman" w:cs="Times New Roman"/>
+          <w:sz w:val="24"/>
+          <w:szCs w:val="36"/>
+        </w:rPr>
+        <w:t>TPR measured how well each model correctly identified samples from a specific class, while FPR measured how often samples from other classes were incorrectly predicted as that class. For this multi-class problem, TPR and FPR were calculated using a one-vs-rest approach for each category, including benign.</w:t>
       </w:r>
     </w:p>
     <w:p>
@@ -884,9 +1250,54 @@
           <w:ilvl w:val="0"/>
           <w:numId w:val="10"/>
         </w:numPr>
+        <w:spacing w:before="60" w:after="40"/>
       </w:pPr>
       <w:r>
-        <w:t>Evaluation results</w:t>
+        <w:t xml:space="preserve">Evaluation </w:t>
+      </w:r>
+      <w:r>
+        <w:t>R</w:t>
+      </w:r>
+      <w:r>
+        <w:t>esults</w:t>
+      </w:r>
+    </w:p>
+    <w:p>
+      <w:pPr>
+        <w:spacing w:after="80" w:line="252" w:lineRule="auto"/>
+        <w:jc w:val="both"/>
+        <w:rPr>
+          <w:rFonts w:ascii="Times New Roman" w:hAnsi="Times New Roman" w:cs="Times New Roman"/>
+          <w:sz w:val="28"/>
+          <w:szCs w:val="36"/>
+        </w:rPr>
+      </w:pPr>
+      <w:r>
+        <w:rPr>
+          <w:rFonts w:ascii="Times New Roman" w:hAnsi="Times New Roman" w:cs="Times New Roman"/>
+          <w:sz w:val="24"/>
+          <w:szCs w:val="36"/>
+        </w:rPr>
+        <w:t>The overall holdout accuracy results are shown in Appendix 2, Table 1. Random Forest achieved the best overall result with a holdout accuracy of 0.9950, while XGBoost achieved 0.9781. Both models performed strongly on unseen data, but Random Forest produced the higher overall accuracy.</w:t>
+      </w:r>
+    </w:p>
+    <w:p>
+      <w:pPr>
+        <w:spacing w:after="80" w:line="252" w:lineRule="auto"/>
+        <w:jc w:val="both"/>
+        <w:rPr>
+          <w:rFonts w:ascii="Times New Roman" w:hAnsi="Times New Roman" w:cs="Times New Roman"/>
+          <w:sz w:val="28"/>
+          <w:szCs w:val="36"/>
+        </w:rPr>
+      </w:pPr>
+      <w:r>
+        <w:rPr>
+          <w:rFonts w:ascii="Times New Roman" w:hAnsi="Times New Roman" w:cs="Times New Roman"/>
+          <w:sz w:val="24"/>
+          <w:szCs w:val="36"/>
+        </w:rPr>
+        <w:t>The per-class TPR and FPR results are shown in Appendix 2, Tables 2 and 3. Random Forest achieved strong TPR values for the major categories, including 1.0000 for benign, 0.9880 for trojan, 0.9899 for worm, and 0.9959 for backdoor. XGBoost also performed well on the major classes, with TPR values of 0.9996 for benign, 0.9259 for trojan, 0.9868 for worm, and 0.9745 for backdoor.</w:t>
       </w:r>
     </w:p>
     <w:p>
@@ -896,12 +1307,56 @@
           <w:ilvl w:val="0"/>
           <w:numId w:val="10"/>
         </w:numPr>
+        <w:spacing w:before="60" w:after="40"/>
       </w:pPr>
       <w:r>
-        <w:t>Evaluation performance</w:t>
+        <w:t xml:space="preserve">Evaluation </w:t>
+      </w:r>
+      <w:r>
+        <w:t>P</w:t>
+      </w:r>
+      <w:r>
+        <w:t>erformance</w:t>
       </w:r>
     </w:p>
-    <w:p/>
+    <w:p>
+      <w:pPr>
+        <w:spacing w:after="80" w:line="252" w:lineRule="auto"/>
+        <w:jc w:val="both"/>
+        <w:rPr>
+          <w:rFonts w:ascii="Times New Roman" w:hAnsi="Times New Roman" w:cs="Times New Roman"/>
+          <w:sz w:val="28"/>
+          <w:szCs w:val="36"/>
+        </w:rPr>
+      </w:pPr>
+      <w:r>
+        <w:rPr>
+          <w:rFonts w:ascii="Times New Roman" w:hAnsi="Times New Roman" w:cs="Times New Roman"/>
+          <w:sz w:val="24"/>
+          <w:szCs w:val="36"/>
+        </w:rPr>
+        <w:t>Random Forest showed stronger and more consistent performance across the holdout dataset. It also performed better on several smaller categories, with TPR values of 0.9455 for downloader, 0.9556 for dropper, 0.9619 for ransomware, and 0.8462 for p2p-worm.</w:t>
+      </w:r>
+    </w:p>
+    <w:p>
+      <w:pPr>
+        <w:spacing w:after="80" w:line="252" w:lineRule="auto"/>
+        <w:jc w:val="both"/>
+        <w:rPr>
+          <w:rFonts w:ascii="Times New Roman" w:hAnsi="Times New Roman" w:cs="Times New Roman"/>
+          <w:sz w:val="28"/>
+          <w:szCs w:val="36"/>
+        </w:rPr>
+      </w:pPr>
+      <w:r>
+        <w:rPr>
+          <w:rFonts w:ascii="Times New Roman" w:hAnsi="Times New Roman" w:cs="Times New Roman"/>
+          <w:sz w:val="24"/>
+          <w:szCs w:val="36"/>
+        </w:rPr>
+        <w:t>XGBoost remained a strong classifier overall, but it was weaker on some minority classes. Its TPR values were 0.6364 for downloader, 0.7185 for dropper, 0.8190 for ransomware, and 0.1538 for p2p-worm. This shows that high overall accuracy can hide weaker detection of smaller malware categories. Both models had generally low FPR values, although XGBoost had a higher worm FPR of 0.0142 compared with 0.0021 for Random Forest.</w:t>
+      </w:r>
+    </w:p>
     <w:p>
       <w:pPr>
         <w:pStyle w:val="Heading1"/>
@@ -909,13 +1364,52 @@
           <w:ilvl w:val="0"/>
           <w:numId w:val="10"/>
         </w:numPr>
+        <w:spacing w:before="60" w:after="40"/>
       </w:pPr>
       <w:r>
-        <w:lastRenderedPageBreak/>
         <w:t xml:space="preserve">Overall </w:t>
       </w:r>
       <w:r>
         <w:t>Comparative Analysis</w:t>
+      </w:r>
+    </w:p>
+    <w:p>
+      <w:pPr>
+        <w:spacing w:after="80" w:line="252" w:lineRule="auto"/>
+        <w:jc w:val="both"/>
+        <w:rPr>
+          <w:rFonts w:ascii="Times New Roman" w:hAnsi="Times New Roman" w:cs="Times New Roman"/>
+          <w:sz w:val="28"/>
+          <w:szCs w:val="36"/>
+        </w:rPr>
+      </w:pPr>
+      <w:r>
+        <w:rPr>
+          <w:rFonts w:ascii="Times New Roman" w:hAnsi="Times New Roman" w:cs="Times New Roman"/>
+          <w:sz w:val="24"/>
+          <w:szCs w:val="36"/>
+        </w:rPr>
+        <w:t>The Task 1 and Task 2 accuracy comparison is shown in Appendix 2, Table 4. Random Forest improved from 0.9733 on the original test set to 0.9950 on the holdout dataset, while XGBoost improved from 0.9703 to 0.9781. Since the models were not retrained, this improvement most likely reflects differences in the holdout dataset distribution rather than model improvement.</w:t>
+      </w:r>
+    </w:p>
+    <w:p>
+      <w:pPr>
+        <w:spacing w:after="80" w:line="252" w:lineRule="auto"/>
+        <w:jc w:val="both"/>
+        <w:rPr>
+          <w:rFonts w:ascii="Times New Roman" w:hAnsi="Times New Roman" w:cs="Times New Roman"/>
+          <w:sz w:val="28"/>
+          <w:szCs w:val="36"/>
+        </w:rPr>
+      </w:pPr>
+      <w:r>
+        <w:rPr>
+          <w:rFonts w:ascii="Times New Roman" w:hAnsi="Times New Roman" w:cs="Times New Roman"/>
+          <w:sz w:val="24"/>
+          <w:szCs w:val="36"/>
+        </w:rPr>
+        <w:lastRenderedPageBreak/>
+        <w:t>Overall, Random Forest was the better-performing classifier in Task 2. It achieved higher accuracy, stronger TPR values across most categories, and consistently low FPR values. XGBoost also generalised well, but its weaker detection of smaller categories shows why per-class evaluation is important. Therefore, the holdout evaluation supports Random Forest as the more reliable model, while also showing that class imbalance remains an important limitation.</w:t>
       </w:r>
     </w:p>
     <w:p>
@@ -3299,6 +3793,7 @@
                 <w:sz w:val="20"/>
                 <w:szCs w:val="20"/>
               </w:rPr>
+              <w:lastRenderedPageBreak/>
               <w:t>max_features</w:t>
             </w:r>
             <w:proofErr w:type="spellEnd"/>
@@ -3524,7 +4019,6 @@
                 <w:sz w:val="20"/>
                 <w:szCs w:val="20"/>
               </w:rPr>
-              <w:lastRenderedPageBreak/>
               <w:t>cv</w:t>
             </w:r>
           </w:p>
@@ -5189,6 +5683,7 @@
                 <w:sz w:val="20"/>
                 <w:szCs w:val="20"/>
               </w:rPr>
+              <w:lastRenderedPageBreak/>
               <w:t>Category</w:t>
             </w:r>
           </w:p>
@@ -5654,7 +6149,6 @@
                 <w:sz w:val="20"/>
                 <w:szCs w:val="20"/>
               </w:rPr>
-              <w:lastRenderedPageBreak/>
               <w:t>Worm</w:t>
             </w:r>
           </w:p>
@@ -8645,6 +9139,7 @@
                 <w:sz w:val="20"/>
                 <w:szCs w:val="20"/>
               </w:rPr>
+              <w:lastRenderedPageBreak/>
               <w:t>Ransomware</w:t>
             </w:r>
           </w:p>
@@ -8951,7 +9446,6 @@
                 <w:sz w:val="20"/>
                 <w:szCs w:val="20"/>
               </w:rPr>
-              <w:lastRenderedPageBreak/>
               <w:t>Info Stealer</w:t>
             </w:r>
           </w:p>
@@ -11472,6 +11966,7 @@
                 <w:sz w:val="20"/>
                 <w:szCs w:val="20"/>
               </w:rPr>
+              <w:lastRenderedPageBreak/>
               <w:t>Ransomware</w:t>
             </w:r>
           </w:p>
@@ -11778,7 +12273,6 @@
                 <w:sz w:val="20"/>
                 <w:szCs w:val="20"/>
               </w:rPr>
-              <w:lastRenderedPageBreak/>
               <w:t>Info Stealer</w:t>
             </w:r>
           </w:p>
@@ -14587,6 +15081,7 @@
                 <w:sz w:val="20"/>
                 <w:szCs w:val="20"/>
               </w:rPr>
+              <w:lastRenderedPageBreak/>
               <w:t>PUA</w:t>
             </w:r>
           </w:p>
@@ -14893,7 +15388,6 @@
                 <w:sz w:val="20"/>
                 <w:szCs w:val="20"/>
               </w:rPr>
-              <w:lastRenderedPageBreak/>
               <w:t>P2P-Worm</w:t>
             </w:r>
           </w:p>
@@ -18277,23 +18771,6 @@
 </file>
 
 <file path=customXml/item1.xml><?xml version="1.0" encoding="utf-8"?>
-<p:properties xmlns:p="http://schemas.microsoft.com/office/2006/metadata/properties" xmlns:xsi="http://www.w3.org/2001/XMLSchema-instance" xmlns:pc="http://schemas.microsoft.com/office/infopath/2007/PartnerControls">
-  <documentManagement>
-    <_activity xmlns="0fcda1c8-6244-4b28-b6d7-c9cfed4df0d6" xsi:nil="true"/>
-  </documentManagement>
-</p:properties>
-</file>
-
-<file path=customXml/item2.xml><?xml version="1.0" encoding="utf-8"?>
-<?mso-contentType ?>
-<FormTemplates xmlns="http://schemas.microsoft.com/sharepoint/v3/contenttype/forms">
-  <Display>DocumentLibraryForm</Display>
-  <Edit>DocumentLibraryForm</Edit>
-  <New>DocumentLibraryForm</New>
-</FormTemplates>
-</file>
-
-<file path=customXml/item3.xml><?xml version="1.0" encoding="utf-8"?>
 <ct:contentTypeSchema xmlns:ct="http://schemas.microsoft.com/office/2006/metadata/contentType" xmlns:ma="http://schemas.microsoft.com/office/2006/metadata/properties/metaAttributes" ct:_="" ma:_="" ma:contentTypeName="Document" ma:contentTypeID="0x0101006B7E73076BE5474DBFFAF8715DF735C2" ma:contentTypeVersion="5" ma:contentTypeDescription="Create a new document." ma:contentTypeScope="" ma:versionID="d9ea03f92df1516bf7368159d8c1b379">
   <xsd:schema xmlns:xsd="http://www.w3.org/2001/XMLSchema" xmlns:xs="http://www.w3.org/2001/XMLSchema" xmlns:p="http://schemas.microsoft.com/office/2006/metadata/properties" xmlns:ns3="0fcda1c8-6244-4b28-b6d7-c9cfed4df0d6" targetNamespace="http://schemas.microsoft.com/office/2006/metadata/properties" ma:root="true" ma:fieldsID="972c527eef431e635ff76e7ade4582be" ns3:_="">
     <xsd:import namespace="0fcda1c8-6244-4b28-b6d7-c9cfed4df0d6"/>
@@ -18443,25 +18920,24 @@
 </ct:contentTypeSchema>
 </file>
 
-<file path=customXml/itemProps1.xml><?xml version="1.0" encoding="utf-8"?>
-<ds:datastoreItem xmlns:ds="http://schemas.openxmlformats.org/officeDocument/2006/customXml" ds:itemID="{1D3C036C-64AF-47B2-AF6B-87D91089D32C}">
-  <ds:schemaRefs>
-    <ds:schemaRef ds:uri="http://schemas.microsoft.com/office/2006/metadata/properties"/>
-    <ds:schemaRef ds:uri="http://schemas.microsoft.com/office/infopath/2007/PartnerControls"/>
-    <ds:schemaRef ds:uri="0fcda1c8-6244-4b28-b6d7-c9cfed4df0d6"/>
-  </ds:schemaRefs>
-</ds:datastoreItem>
+<file path=customXml/item2.xml><?xml version="1.0" encoding="utf-8"?>
+<?mso-contentType ?>
+<FormTemplates xmlns="http://schemas.microsoft.com/sharepoint/v3/contenttype/forms">
+  <Display>DocumentLibraryForm</Display>
+  <Edit>DocumentLibraryForm</Edit>
+  <New>DocumentLibraryForm</New>
+</FormTemplates>
 </file>
 
-<file path=customXml/itemProps2.xml><?xml version="1.0" encoding="utf-8"?>
-<ds:datastoreItem xmlns:ds="http://schemas.openxmlformats.org/officeDocument/2006/customXml" ds:itemID="{B7493DFC-D7C7-4769-ADF3-F64BF3D73364}">
-  <ds:schemaRefs>
-    <ds:schemaRef ds:uri="http://schemas.microsoft.com/sharepoint/v3/contenttype/forms"/>
-  </ds:schemaRefs>
-</ds:datastoreItem>
+<file path=customXml/item3.xml><?xml version="1.0" encoding="utf-8"?>
+<p:properties xmlns:p="http://schemas.microsoft.com/office/2006/metadata/properties" xmlns:xsi="http://www.w3.org/2001/XMLSchema-instance" xmlns:pc="http://schemas.microsoft.com/office/infopath/2007/PartnerControls">
+  <documentManagement>
+    <_activity xmlns="0fcda1c8-6244-4b28-b6d7-c9cfed4df0d6" xsi:nil="true"/>
+  </documentManagement>
+</p:properties>
 </file>
 
-<file path=customXml/itemProps3.xml><?xml version="1.0" encoding="utf-8"?>
+<file path=customXml/itemProps1.xml><?xml version="1.0" encoding="utf-8"?>
 <ds:datastoreItem xmlns:ds="http://schemas.openxmlformats.org/officeDocument/2006/customXml" ds:itemID="{1374F878-E866-4FD0-9D84-4AA7A5CF4F20}">
   <ds:schemaRefs>
     <ds:schemaRef ds:uri="http://schemas.microsoft.com/office/2006/metadata/contentType"/>
@@ -18479,6 +18955,24 @@
 </ds:datastoreItem>
 </file>
 
+<file path=customXml/itemProps2.xml><?xml version="1.0" encoding="utf-8"?>
+<ds:datastoreItem xmlns:ds="http://schemas.openxmlformats.org/officeDocument/2006/customXml" ds:itemID="{B7493DFC-D7C7-4769-ADF3-F64BF3D73364}">
+  <ds:schemaRefs>
+    <ds:schemaRef ds:uri="http://schemas.microsoft.com/sharepoint/v3/contenttype/forms"/>
+  </ds:schemaRefs>
+</ds:datastoreItem>
+</file>
+
+<file path=customXml/itemProps3.xml><?xml version="1.0" encoding="utf-8"?>
+<ds:datastoreItem xmlns:ds="http://schemas.openxmlformats.org/officeDocument/2006/customXml" ds:itemID="{1D3C036C-64AF-47B2-AF6B-87D91089D32C}">
+  <ds:schemaRefs>
+    <ds:schemaRef ds:uri="http://schemas.microsoft.com/office/2006/metadata/properties"/>
+    <ds:schemaRef ds:uri="http://schemas.microsoft.com/office/infopath/2007/PartnerControls"/>
+    <ds:schemaRef ds:uri="0fcda1c8-6244-4b28-b6d7-c9cfed4df0d6"/>
+  </ds:schemaRefs>
+</ds:datastoreItem>
+</file>
+
 <file path=docMetadata/LabelInfo.xml><?xml version="1.0" encoding="utf-8"?>
 <clbl:labelList xmlns:clbl="http://schemas.microsoft.com/office/2020/mipLabelMetadata">
   <clbl:label id="{82c514c1-a717-4087-be06-d40d2070ad52}" enabled="0" method="" siteId="{82c514c1-a717-4087-be06-d40d2070ad52}" removed="1"/>
